--- a/Practical-1/Practical-1(WDF).docx
+++ b/Practical-1/Practical-1(WDF).docx
@@ -1,6 +1,6 @@
 
 <file path=word/document.xml><?xml version="1.0" encoding="utf-8"?>
-<w:document xmlns:wpc="http://schemas.microsoft.com/office/word/2010/wordprocessingCanvas" xmlns:cx="http://schemas.microsoft.com/office/drawing/2014/chartex" xmlns:cx1="http://schemas.microsoft.com/office/drawing/2015/9/8/chartex" xmlns:cx2="http://schemas.microsoft.com/office/drawing/2015/10/21/chartex" xmlns:cx3="http://schemas.microsoft.com/office/drawing/2016/5/9/chartex" xmlns:cx4="http://schemas.microsoft.com/office/drawing/2016/5/10/chartex" xmlns:cx5="http://schemas.microsoft.com/office/drawing/2016/5/11/chartex" xmlns:cx6="http://schemas.microsoft.com/office/drawing/2016/5/12/chartex" xmlns:cx7="http://schemas.microsoft.com/office/drawing/2016/5/13/chartex" xmlns:cx8="http://schemas.microsoft.com/office/drawing/2016/5/14/chartex" xmlns:mc="http://schemas.openxmlformats.org/markup-compatibility/2006" xmlns:aink="http://schemas.microsoft.com/office/drawing/2016/ink" xmlns:am3d="http://schemas.microsoft.com/office/drawing/2017/model3d" xmlns:o="urn:schemas-microsoft-com:office:office" xmlns:oel="http://schemas.microsoft.com/office/2019/extlst" xmlns:r="http://schemas.openxmlformats.org/officeDocument/2006/relationships" xmlns:m="http://schemas.openxmlformats.org/officeDocument/2006/math" xmlns:v="urn:schemas-microsoft-com:vml" xmlns:wp14="http://schemas.microsoft.com/office/word/2010/wordprocessingDrawing" xmlns:wp="http://schemas.openxmlformats.org/drawingml/2006/wordprocessingDrawing" xmlns:w10="urn:schemas-microsoft-com:office:word" xmlns:w="http://schemas.openxmlformats.org/wordprocessingml/2006/main" xmlns:w14="http://schemas.microsoft.com/office/word/2010/wordml" xmlns:w15="http://schemas.microsoft.com/office/word/2012/wordml" xmlns:w16cei="http://schemas.microsoft.com/office/word/2026/wordml/cei" xmlns:w16cex="http://schemas.microsoft.com/office/word/2018/wordml/cex" xmlns:w16cid="http://schemas.microsoft.com/office/word/2016/wordml/cid" xmlns:w16="http://schemas.microsoft.com/office/word/2018/wordml" xmlns:w16du="http://schemas.microsoft.com/office/word/2023/wordml/word16du" xmlns:w16sdtdh="http://schemas.microsoft.com/office/word/2020/wordml/sdtdatahash" xmlns:w16sdtfl="http://schemas.microsoft.com/office/word/2024/wordml/sdtformatlock" xmlns:w16se="http://schemas.microsoft.com/office/word/2015/wordml/symex" xmlns:wpg="http://schemas.microsoft.com/office/word/2010/wordprocessingGroup" xmlns:wpi="http://schemas.microsoft.com/office/word/2010/wordprocessingInk" xmlns:wne="http://schemas.microsoft.com/office/word/2006/wordml" xmlns:wps="http://schemas.microsoft.com/office/word/2010/wordprocessingShape" mc:Ignorable="w14 w15 w16se w16cid w16 w16cex w16sdtdh w16sdtfl w16du wp14">
+<w:document xmlns:wpc="http://schemas.microsoft.com/office/word/2010/wordprocessingCanvas" xmlns:cx="http://schemas.microsoft.com/office/drawing/2014/chartex" xmlns:cx1="http://schemas.microsoft.com/office/drawing/2015/9/8/chartex" xmlns:cx2="http://schemas.microsoft.com/office/drawing/2015/10/21/chartex" xmlns:cx3="http://schemas.microsoft.com/office/drawing/2016/5/9/chartex" xmlns:cx4="http://schemas.microsoft.com/office/drawing/2016/5/10/chartex" xmlns:cx5="http://schemas.microsoft.com/office/drawing/2016/5/11/chartex" xmlns:cx6="http://schemas.microsoft.com/office/drawing/2016/5/12/chartex" xmlns:cx7="http://schemas.microsoft.com/office/drawing/2016/5/13/chartex" xmlns:cx8="http://schemas.microsoft.com/office/drawing/2016/5/14/chartex" xmlns:mc="http://schemas.openxmlformats.org/markup-compatibility/2006" xmlns:aink="http://schemas.microsoft.com/office/drawing/2016/ink" xmlns:am3d="http://schemas.microsoft.com/office/drawing/2017/model3d" xmlns:o="urn:schemas-microsoft-com:office:office" xmlns:oel="http://schemas.microsoft.com/office/2019/extlst" xmlns:r="http://schemas.openxmlformats.org/officeDocument/2006/relationships" xmlns:m="http://schemas.openxmlformats.org/officeDocument/2006/math" xmlns:v="urn:schemas-microsoft-com:vml" xmlns:wp14="http://schemas.microsoft.com/office/word/2010/wordprocessingDrawing" xmlns:wp="http://schemas.openxmlformats.org/drawingml/2006/wordprocessingDrawing" xmlns:w10="urn:schemas-microsoft-com:office:word" xmlns:w="http://schemas.openxmlformats.org/wordprocessingml/2006/main" xmlns:w14="http://schemas.microsoft.com/office/word/2010/wordml" xmlns:w15="http://schemas.microsoft.com/office/word/2012/wordml" xmlns:w16cex="http://schemas.microsoft.com/office/word/2018/wordml/cex" xmlns:w16cid="http://schemas.microsoft.com/office/word/2016/wordml/cid" xmlns:w16="http://schemas.microsoft.com/office/word/2018/wordml" xmlns:w16du="http://schemas.microsoft.com/office/word/2023/wordml/word16du" xmlns:w16sdtdh="http://schemas.microsoft.com/office/word/2020/wordml/sdtdatahash" xmlns:w16sdtfl="http://schemas.microsoft.com/office/word/2024/wordml/sdtformatlock" xmlns:w16se="http://schemas.microsoft.com/office/word/2015/wordml/symex" xmlns:wpg="http://schemas.microsoft.com/office/word/2010/wordprocessingGroup" xmlns:wpi="http://schemas.microsoft.com/office/word/2010/wordprocessingInk" xmlns:wne="http://schemas.microsoft.com/office/word/2006/wordml" xmlns:wps="http://schemas.microsoft.com/office/word/2010/wordprocessingShape" mc:Ignorable="w14 w15 w16se w16cid w16 w16cex w16sdtdh w16sdtfl w16du wp14">
   <w:body>
     <w:p>
       <w:pPr>
@@ -818,27 +818,7 @@
           <w:sz w:val="28"/>
         </w:rPr>
         <w:lastRenderedPageBreak/>
-        <w:t>Figure 1.</w:t>
-      </w:r>
-      <w:r>
-        <w:rPr>
-          <w:rFonts w:ascii="Times New Roman" w:hAnsi="Times New Roman"/>
-          <w:b w:val="0"/>
-          <w:bCs w:val="0"/>
-          <w:color w:val="000000" w:themeColor="text1"/>
-          <w:sz w:val="28"/>
-        </w:rPr>
-        <w:t>2</w:t>
-      </w:r>
-      <w:r>
-        <w:rPr>
-          <w:rFonts w:ascii="Times New Roman" w:hAnsi="Times New Roman"/>
-          <w:b w:val="0"/>
-          <w:bCs w:val="0"/>
-          <w:color w:val="000000" w:themeColor="text1"/>
-          <w:sz w:val="28"/>
-        </w:rPr>
-        <w:t xml:space="preserve">: Wireframe of </w:t>
+        <w:t xml:space="preserve">Figure 1.2: Wireframe of </w:t>
       </w:r>
       <w:r>
         <w:rPr>
@@ -924,47 +904,7 @@
           <w:sz w:val="28"/>
         </w:rPr>
         <w:lastRenderedPageBreak/>
-        <w:t>Figure 1.</w:t>
-      </w:r>
-      <w:r>
-        <w:rPr>
-          <w:rFonts w:ascii="Times New Roman" w:hAnsi="Times New Roman"/>
-          <w:b w:val="0"/>
-          <w:bCs w:val="0"/>
-          <w:color w:val="000000" w:themeColor="text1"/>
-          <w:sz w:val="28"/>
-        </w:rPr>
-        <w:t>3</w:t>
-      </w:r>
-      <w:r>
-        <w:rPr>
-          <w:rFonts w:ascii="Times New Roman" w:hAnsi="Times New Roman"/>
-          <w:b w:val="0"/>
-          <w:bCs w:val="0"/>
-          <w:color w:val="000000" w:themeColor="text1"/>
-          <w:sz w:val="28"/>
-        </w:rPr>
-        <w:t xml:space="preserve">: Wireframe of </w:t>
-      </w:r>
-      <w:r>
-        <w:rPr>
-          <w:rFonts w:ascii="Times New Roman" w:hAnsi="Times New Roman"/>
-          <w:b w:val="0"/>
-          <w:bCs w:val="0"/>
-          <w:color w:val="000000" w:themeColor="text1"/>
-          <w:sz w:val="28"/>
-        </w:rPr>
-        <w:t>fees and scholarship</w:t>
-      </w:r>
-      <w:r>
-        <w:rPr>
-          <w:rFonts w:ascii="Times New Roman" w:hAnsi="Times New Roman"/>
-          <w:b w:val="0"/>
-          <w:bCs w:val="0"/>
-          <w:color w:val="000000" w:themeColor="text1"/>
-          <w:sz w:val="28"/>
-        </w:rPr>
-        <w:t xml:space="preserve"> page:</w:t>
+        <w:t>Figure 1.3: Wireframe of fees and scholarship page:</w:t>
       </w:r>
     </w:p>
     <w:p/>
@@ -1035,47 +975,7 @@
           <w:sz w:val="28"/>
         </w:rPr>
         <w:lastRenderedPageBreak/>
-        <w:t>Figure 1.</w:t>
-      </w:r>
-      <w:r>
-        <w:rPr>
-          <w:rFonts w:ascii="Times New Roman" w:hAnsi="Times New Roman"/>
-          <w:b w:val="0"/>
-          <w:bCs w:val="0"/>
-          <w:color w:val="000000" w:themeColor="text1"/>
-          <w:sz w:val="28"/>
-        </w:rPr>
-        <w:t>4</w:t>
-      </w:r>
-      <w:r>
-        <w:rPr>
-          <w:rFonts w:ascii="Times New Roman" w:hAnsi="Times New Roman"/>
-          <w:b w:val="0"/>
-          <w:bCs w:val="0"/>
-          <w:color w:val="000000" w:themeColor="text1"/>
-          <w:sz w:val="28"/>
-        </w:rPr>
-        <w:t xml:space="preserve">: Wireframe of </w:t>
-      </w:r>
-      <w:r>
-        <w:rPr>
-          <w:rFonts w:ascii="Times New Roman" w:hAnsi="Times New Roman"/>
-          <w:b w:val="0"/>
-          <w:bCs w:val="0"/>
-          <w:color w:val="000000" w:themeColor="text1"/>
-          <w:sz w:val="28"/>
-        </w:rPr>
-        <w:t>certificate</w:t>
-      </w:r>
-      <w:r>
-        <w:rPr>
-          <w:rFonts w:ascii="Times New Roman" w:hAnsi="Times New Roman"/>
-          <w:b w:val="0"/>
-          <w:bCs w:val="0"/>
-          <w:color w:val="000000" w:themeColor="text1"/>
-          <w:sz w:val="28"/>
-        </w:rPr>
-        <w:t xml:space="preserve"> page:</w:t>
+        <w:t>Figure 1.4: Wireframe of certificate page:</w:t>
       </w:r>
     </w:p>
     <w:p/>
@@ -1145,47 +1045,7 @@
           <w:sz w:val="28"/>
         </w:rPr>
         <w:lastRenderedPageBreak/>
-        <w:t>Figure 1.</w:t>
-      </w:r>
-      <w:r>
-        <w:rPr>
-          <w:rFonts w:ascii="Times New Roman" w:hAnsi="Times New Roman"/>
-          <w:b w:val="0"/>
-          <w:bCs w:val="0"/>
-          <w:color w:val="000000" w:themeColor="text1"/>
-          <w:sz w:val="28"/>
-        </w:rPr>
-        <w:t>5</w:t>
-      </w:r>
-      <w:r>
-        <w:rPr>
-          <w:rFonts w:ascii="Times New Roman" w:hAnsi="Times New Roman"/>
-          <w:b w:val="0"/>
-          <w:bCs w:val="0"/>
-          <w:color w:val="000000" w:themeColor="text1"/>
-          <w:sz w:val="28"/>
-        </w:rPr>
-        <w:t xml:space="preserve">: Wireframe of </w:t>
-      </w:r>
-      <w:r>
-        <w:rPr>
-          <w:rFonts w:ascii="Times New Roman" w:hAnsi="Times New Roman"/>
-          <w:b w:val="0"/>
-          <w:bCs w:val="0"/>
-          <w:color w:val="000000" w:themeColor="text1"/>
-          <w:sz w:val="28"/>
-        </w:rPr>
-        <w:t>result and attendance</w:t>
-      </w:r>
-      <w:r>
-        <w:rPr>
-          <w:rFonts w:ascii="Times New Roman" w:hAnsi="Times New Roman"/>
-          <w:b w:val="0"/>
-          <w:bCs w:val="0"/>
-          <w:color w:val="000000" w:themeColor="text1"/>
-          <w:sz w:val="28"/>
-        </w:rPr>
-        <w:t xml:space="preserve"> page:</w:t>
+        <w:t>Figure 1.5: Wireframe of result and attendance page:</w:t>
       </w:r>
     </w:p>
     <w:p/>
@@ -1256,47 +1116,7 @@
           <w:sz w:val="28"/>
         </w:rPr>
         <w:lastRenderedPageBreak/>
-        <w:t>Figure 1.</w:t>
-      </w:r>
-      <w:r>
-        <w:rPr>
-          <w:rFonts w:ascii="Times New Roman" w:hAnsi="Times New Roman"/>
-          <w:b w:val="0"/>
-          <w:bCs w:val="0"/>
-          <w:color w:val="000000" w:themeColor="text1"/>
-          <w:sz w:val="28"/>
-        </w:rPr>
-        <w:t>6</w:t>
-      </w:r>
-      <w:r>
-        <w:rPr>
-          <w:rFonts w:ascii="Times New Roman" w:hAnsi="Times New Roman"/>
-          <w:b w:val="0"/>
-          <w:bCs w:val="0"/>
-          <w:color w:val="000000" w:themeColor="text1"/>
-          <w:sz w:val="28"/>
-        </w:rPr>
-        <w:t xml:space="preserve">: Wireframe of </w:t>
-      </w:r>
-      <w:r>
-        <w:rPr>
-          <w:rFonts w:ascii="Times New Roman" w:hAnsi="Times New Roman"/>
-          <w:b w:val="0"/>
-          <w:bCs w:val="0"/>
-          <w:color w:val="000000" w:themeColor="text1"/>
-          <w:sz w:val="28"/>
-        </w:rPr>
-        <w:t>courses</w:t>
-      </w:r>
-      <w:r>
-        <w:rPr>
-          <w:rFonts w:ascii="Times New Roman" w:hAnsi="Times New Roman"/>
-          <w:b w:val="0"/>
-          <w:bCs w:val="0"/>
-          <w:color w:val="000000" w:themeColor="text1"/>
-          <w:sz w:val="28"/>
-        </w:rPr>
-        <w:t xml:space="preserve"> page:</w:t>
+        <w:t>Figure 1.6: Wireframe of courses page:</w:t>
       </w:r>
     </w:p>
     <w:p/>
@@ -1364,47 +1184,7 @@
           <w:sz w:val="28"/>
         </w:rPr>
         <w:lastRenderedPageBreak/>
-        <w:t>Figure 1.</w:t>
-      </w:r>
-      <w:r>
-        <w:rPr>
-          <w:rFonts w:ascii="Times New Roman" w:hAnsi="Times New Roman"/>
-          <w:b w:val="0"/>
-          <w:bCs w:val="0"/>
-          <w:color w:val="000000" w:themeColor="text1"/>
-          <w:sz w:val="28"/>
-        </w:rPr>
-        <w:t>7</w:t>
-      </w:r>
-      <w:r>
-        <w:rPr>
-          <w:rFonts w:ascii="Times New Roman" w:hAnsi="Times New Roman"/>
-          <w:b w:val="0"/>
-          <w:bCs w:val="0"/>
-          <w:color w:val="000000" w:themeColor="text1"/>
-          <w:sz w:val="28"/>
-        </w:rPr>
-        <w:t xml:space="preserve">: Wireframe of </w:t>
-      </w:r>
-      <w:r>
-        <w:rPr>
-          <w:rFonts w:ascii="Times New Roman" w:hAnsi="Times New Roman"/>
-          <w:b w:val="0"/>
-          <w:bCs w:val="0"/>
-          <w:color w:val="000000" w:themeColor="text1"/>
-          <w:sz w:val="28"/>
-        </w:rPr>
-        <w:t>notification</w:t>
-      </w:r>
-      <w:r>
-        <w:rPr>
-          <w:rFonts w:ascii="Times New Roman" w:hAnsi="Times New Roman"/>
-          <w:b w:val="0"/>
-          <w:bCs w:val="0"/>
-          <w:color w:val="000000" w:themeColor="text1"/>
-          <w:sz w:val="28"/>
-        </w:rPr>
-        <w:t xml:space="preserve"> page:</w:t>
+        <w:t>Figure 1.7: Wireframe of notification page:</w:t>
       </w:r>
     </w:p>
     <w:p/>
@@ -1476,47 +1256,7 @@
           <w:sz w:val="28"/>
         </w:rPr>
         <w:lastRenderedPageBreak/>
-        <w:t>Figure 1.</w:t>
-      </w:r>
-      <w:r>
-        <w:rPr>
-          <w:rFonts w:ascii="Times New Roman" w:hAnsi="Times New Roman"/>
-          <w:b w:val="0"/>
-          <w:bCs w:val="0"/>
-          <w:color w:val="000000" w:themeColor="text1"/>
-          <w:sz w:val="28"/>
-        </w:rPr>
-        <w:t>8</w:t>
-      </w:r>
-      <w:r>
-        <w:rPr>
-          <w:rFonts w:ascii="Times New Roman" w:hAnsi="Times New Roman"/>
-          <w:b w:val="0"/>
-          <w:bCs w:val="0"/>
-          <w:color w:val="000000" w:themeColor="text1"/>
-          <w:sz w:val="28"/>
-        </w:rPr>
-        <w:t>: Wireframe of l</w:t>
-      </w:r>
-      <w:r>
-        <w:rPr>
-          <w:rFonts w:ascii="Times New Roman" w:hAnsi="Times New Roman"/>
-          <w:b w:val="0"/>
-          <w:bCs w:val="0"/>
-          <w:color w:val="000000" w:themeColor="text1"/>
-          <w:sz w:val="28"/>
-        </w:rPr>
-        <w:t>eave</w:t>
-      </w:r>
-      <w:r>
-        <w:rPr>
-          <w:rFonts w:ascii="Times New Roman" w:hAnsi="Times New Roman"/>
-          <w:b w:val="0"/>
-          <w:bCs w:val="0"/>
-          <w:color w:val="000000" w:themeColor="text1"/>
-          <w:sz w:val="28"/>
-        </w:rPr>
-        <w:t xml:space="preserve"> page:</w:t>
+        <w:t>Figure 1.8: Wireframe of leave page:</w:t>
       </w:r>
     </w:p>
     <w:p/>
@@ -1588,47 +1328,7 @@
           <w:sz w:val="28"/>
         </w:rPr>
         <w:lastRenderedPageBreak/>
-        <w:t>Figure 1.</w:t>
-      </w:r>
-      <w:r>
-        <w:rPr>
-          <w:rFonts w:ascii="Times New Roman" w:hAnsi="Times New Roman"/>
-          <w:b w:val="0"/>
-          <w:bCs w:val="0"/>
-          <w:color w:val="000000" w:themeColor="text1"/>
-          <w:sz w:val="28"/>
-        </w:rPr>
-        <w:t>9</w:t>
-      </w:r>
-      <w:r>
-        <w:rPr>
-          <w:rFonts w:ascii="Times New Roman" w:hAnsi="Times New Roman"/>
-          <w:b w:val="0"/>
-          <w:bCs w:val="0"/>
-          <w:color w:val="000000" w:themeColor="text1"/>
-          <w:sz w:val="28"/>
-        </w:rPr>
-        <w:t xml:space="preserve">: Wireframe of </w:t>
-      </w:r>
-      <w:r>
-        <w:rPr>
-          <w:rFonts w:ascii="Times New Roman" w:hAnsi="Times New Roman"/>
-          <w:b w:val="0"/>
-          <w:bCs w:val="0"/>
-          <w:color w:val="000000" w:themeColor="text1"/>
-          <w:sz w:val="28"/>
-        </w:rPr>
-        <w:t>profile</w:t>
-      </w:r>
-      <w:r>
-        <w:rPr>
-          <w:rFonts w:ascii="Times New Roman" w:hAnsi="Times New Roman"/>
-          <w:b w:val="0"/>
-          <w:bCs w:val="0"/>
-          <w:color w:val="000000" w:themeColor="text1"/>
-          <w:sz w:val="28"/>
-        </w:rPr>
-        <w:t xml:space="preserve"> page:</w:t>
+        <w:t>Figure 1.9: Wireframe of profile page:</w:t>
       </w:r>
     </w:p>
     <w:p/>
@@ -1699,47 +1399,7 @@
           <w:sz w:val="28"/>
         </w:rPr>
         <w:lastRenderedPageBreak/>
-        <w:t>Figure 1.1</w:t>
-      </w:r>
-      <w:r>
-        <w:rPr>
-          <w:rFonts w:ascii="Times New Roman" w:hAnsi="Times New Roman"/>
-          <w:b w:val="0"/>
-          <w:bCs w:val="0"/>
-          <w:color w:val="000000" w:themeColor="text1"/>
-          <w:sz w:val="28"/>
-        </w:rPr>
-        <w:t>0</w:t>
-      </w:r>
-      <w:r>
-        <w:rPr>
-          <w:rFonts w:ascii="Times New Roman" w:hAnsi="Times New Roman"/>
-          <w:b w:val="0"/>
-          <w:bCs w:val="0"/>
-          <w:color w:val="000000" w:themeColor="text1"/>
-          <w:sz w:val="28"/>
-        </w:rPr>
-        <w:t xml:space="preserve">: Wireframe of </w:t>
-      </w:r>
-      <w:r>
-        <w:rPr>
-          <w:rFonts w:ascii="Times New Roman" w:hAnsi="Times New Roman"/>
-          <w:b w:val="0"/>
-          <w:bCs w:val="0"/>
-          <w:color w:val="000000" w:themeColor="text1"/>
-          <w:sz w:val="28"/>
-        </w:rPr>
-        <w:t>contact us</w:t>
-      </w:r>
-      <w:r>
-        <w:rPr>
-          <w:rFonts w:ascii="Times New Roman" w:hAnsi="Times New Roman"/>
-          <w:b w:val="0"/>
-          <w:bCs w:val="0"/>
-          <w:color w:val="000000" w:themeColor="text1"/>
-          <w:sz w:val="28"/>
-        </w:rPr>
-        <w:t xml:space="preserve"> page:</w:t>
+        <w:t>Figure 1.10: Wireframe of contact us page:</w:t>
       </w:r>
     </w:p>
     <w:p/>
@@ -1825,31 +1485,18 @@
       </w:r>
     </w:p>
     <w:p>
-      <w:pPr>
-        <w:pStyle w:val="Heading2"/>
-        <w:ind w:left="360"/>
+      <w:r>
         <w:rPr>
-          <w:rFonts w:ascii="Times New Roman" w:eastAsia="Times New Roman" w:hAnsi="Times New Roman" w:cstheme="minorBidi"/>
-          <w:b w:val="0"/>
-          <w:color w:val="auto"/>
-          <w:sz w:val="28"/>
-          <w:szCs w:val="22"/>
+          <w:rFonts w:asciiTheme="majorHAnsi" w:eastAsiaTheme="majorEastAsia" w:hAnsiTheme="majorHAnsi" w:cstheme="majorBidi"/>
+          <w:b/>
+          <w:bCs/>
+          <w:color w:val="4F81BD" w:themeColor="accent1"/>
+          <w:sz w:val="26"/>
+          <w:szCs w:val="26"/>
         </w:rPr>
-      </w:pPr>
-      <w:hyperlink r:id="rId19" w:history="1">
-        <w:r>
-          <w:rPr>
-            <w:rStyle w:val="Hyperlink"/>
-            <w:rFonts w:ascii="Times New Roman" w:eastAsia="Times New Roman" w:hAnsi="Times New Roman" w:cstheme="minorBidi"/>
-            <w:b w:val="0"/>
-            <w:sz w:val="28"/>
-            <w:szCs w:val="22"/>
-          </w:rPr>
-          <w:t>https://github.com/shiloni28/WDF.git</w:t>
-        </w:r>
-      </w:hyperlink>
+        <w:t>https://github.com/princemerja2/WDF/tree/main/Practical-1</w:t>
+      </w:r>
     </w:p>
-    <w:p/>
     <w:p/>
     <w:p>
       <w:pPr>
@@ -1874,6 +1521,7 @@
           <w:sz w:val="28"/>
           <w:szCs w:val="22"/>
         </w:rPr>
+        <w:lastRenderedPageBreak/>
         <w:t>Challenges Faced</w:t>
       </w:r>
       <w:r>
@@ -2084,8 +1732,8 @@
     </w:p>
     <w:p/>
     <w:sectPr>
-      <w:headerReference w:type="default" r:id="rId20"/>
-      <w:footerReference w:type="default" r:id="rId21"/>
+      <w:headerReference w:type="default" r:id="rId19"/>
+      <w:footerReference w:type="default" r:id="rId20"/>
       <w:pgSz w:w="12240" w:h="15840"/>
       <w:pgMar w:top="1440" w:right="1800" w:bottom="1440" w:left="1800" w:header="720" w:footer="720" w:gutter="0"/>
       <w:cols w:space="720"/>
@@ -2096,7 +1744,7 @@
 </file>
 
 <file path=word/endnotes.xml><?xml version="1.0" encoding="utf-8"?>
-<w:endnotes xmlns:wpc="http://schemas.microsoft.com/office/word/2010/wordprocessingCanvas" xmlns:cx="http://schemas.microsoft.com/office/drawing/2014/chartex" xmlns:cx1="http://schemas.microsoft.com/office/drawing/2015/9/8/chartex" xmlns:cx2="http://schemas.microsoft.com/office/drawing/2015/10/21/chartex" xmlns:cx3="http://schemas.microsoft.com/office/drawing/2016/5/9/chartex" xmlns:cx4="http://schemas.microsoft.com/office/drawing/2016/5/10/chartex" xmlns:cx5="http://schemas.microsoft.com/office/drawing/2016/5/11/chartex" xmlns:cx6="http://schemas.microsoft.com/office/drawing/2016/5/12/chartex" xmlns:cx7="http://schemas.microsoft.com/office/drawing/2016/5/13/chartex" xmlns:cx8="http://schemas.microsoft.com/office/drawing/2016/5/14/chartex" xmlns:mc="http://schemas.openxmlformats.org/markup-compatibility/2006" xmlns:aink="http://schemas.microsoft.com/office/drawing/2016/ink" xmlns:am3d="http://schemas.microsoft.com/office/drawing/2017/model3d" xmlns:o="urn:schemas-microsoft-com:office:office" xmlns:oel="http://schemas.microsoft.com/office/2019/extlst" xmlns:r="http://schemas.openxmlformats.org/officeDocument/2006/relationships" xmlns:m="http://schemas.openxmlformats.org/officeDocument/2006/math" xmlns:v="urn:schemas-microsoft-com:vml" xmlns:wp14="http://schemas.microsoft.com/office/word/2010/wordprocessingDrawing" xmlns:wp="http://schemas.openxmlformats.org/drawingml/2006/wordprocessingDrawing" xmlns:w10="urn:schemas-microsoft-com:office:word" xmlns:w="http://schemas.openxmlformats.org/wordprocessingml/2006/main" xmlns:w14="http://schemas.microsoft.com/office/word/2010/wordml" xmlns:w15="http://schemas.microsoft.com/office/word/2012/wordml" xmlns:w16cei="http://schemas.microsoft.com/office/word/2026/wordml/cei" xmlns:w16cex="http://schemas.microsoft.com/office/word/2018/wordml/cex" xmlns:w16cid="http://schemas.microsoft.com/office/word/2016/wordml/cid" xmlns:w16="http://schemas.microsoft.com/office/word/2018/wordml" xmlns:w16du="http://schemas.microsoft.com/office/word/2023/wordml/word16du" xmlns:w16sdtdh="http://schemas.microsoft.com/office/word/2020/wordml/sdtdatahash" xmlns:w16sdtfl="http://schemas.microsoft.com/office/word/2024/wordml/sdtformatlock" xmlns:w16se="http://schemas.microsoft.com/office/word/2015/wordml/symex" xmlns:wpg="http://schemas.microsoft.com/office/word/2010/wordprocessingGroup" xmlns:wpi="http://schemas.microsoft.com/office/word/2010/wordprocessingInk" xmlns:wne="http://schemas.microsoft.com/office/word/2006/wordml" xmlns:wps="http://schemas.microsoft.com/office/word/2010/wordprocessingShape" mc:Ignorable="w14 w15 w16se w16cid w16 w16cex w16sdtdh w16sdtfl w16du wp14">
+<w:endnotes xmlns:wpc="http://schemas.microsoft.com/office/word/2010/wordprocessingCanvas" xmlns:cx="http://schemas.microsoft.com/office/drawing/2014/chartex" xmlns:cx1="http://schemas.microsoft.com/office/drawing/2015/9/8/chartex" xmlns:cx2="http://schemas.microsoft.com/office/drawing/2015/10/21/chartex" xmlns:cx3="http://schemas.microsoft.com/office/drawing/2016/5/9/chartex" xmlns:cx4="http://schemas.microsoft.com/office/drawing/2016/5/10/chartex" xmlns:cx5="http://schemas.microsoft.com/office/drawing/2016/5/11/chartex" xmlns:cx6="http://schemas.microsoft.com/office/drawing/2016/5/12/chartex" xmlns:cx7="http://schemas.microsoft.com/office/drawing/2016/5/13/chartex" xmlns:cx8="http://schemas.microsoft.com/office/drawing/2016/5/14/chartex" xmlns:mc="http://schemas.openxmlformats.org/markup-compatibility/2006" xmlns:aink="http://schemas.microsoft.com/office/drawing/2016/ink" xmlns:am3d="http://schemas.microsoft.com/office/drawing/2017/model3d" xmlns:o="urn:schemas-microsoft-com:office:office" xmlns:oel="http://schemas.microsoft.com/office/2019/extlst" xmlns:r="http://schemas.openxmlformats.org/officeDocument/2006/relationships" xmlns:m="http://schemas.openxmlformats.org/officeDocument/2006/math" xmlns:v="urn:schemas-microsoft-com:vml" xmlns:wp14="http://schemas.microsoft.com/office/word/2010/wordprocessingDrawing" xmlns:wp="http://schemas.openxmlformats.org/drawingml/2006/wordprocessingDrawing" xmlns:w10="urn:schemas-microsoft-com:office:word" xmlns:w="http://schemas.openxmlformats.org/wordprocessingml/2006/main" xmlns:w14="http://schemas.microsoft.com/office/word/2010/wordml" xmlns:w15="http://schemas.microsoft.com/office/word/2012/wordml" xmlns:w16cex="http://schemas.microsoft.com/office/word/2018/wordml/cex" xmlns:w16cid="http://schemas.microsoft.com/office/word/2016/wordml/cid" xmlns:w16="http://schemas.microsoft.com/office/word/2018/wordml" xmlns:w16du="http://schemas.microsoft.com/office/word/2023/wordml/word16du" xmlns:w16sdtdh="http://schemas.microsoft.com/office/word/2020/wordml/sdtdatahash" xmlns:w16sdtfl="http://schemas.microsoft.com/office/word/2024/wordml/sdtformatlock" xmlns:w16se="http://schemas.microsoft.com/office/word/2015/wordml/symex" xmlns:wpg="http://schemas.microsoft.com/office/word/2010/wordprocessingGroup" xmlns:wpi="http://schemas.microsoft.com/office/word/2010/wordprocessingInk" xmlns:wne="http://schemas.microsoft.com/office/word/2006/wordml" xmlns:wps="http://schemas.microsoft.com/office/word/2010/wordprocessingShape" mc:Ignorable="w14 w15 w16se w16cid w16 w16cex w16sdtdh w16sdtfl w16du wp14">
   <w:endnote w:type="separator" w:id="-1">
     <w:p>
       <w:pPr>
@@ -2121,7 +1769,7 @@
 </file>
 
 <file path=word/footer1.xml><?xml version="1.0" encoding="utf-8"?>
-<w:ftr xmlns:wpc="http://schemas.microsoft.com/office/word/2010/wordprocessingCanvas" xmlns:cx="http://schemas.microsoft.com/office/drawing/2014/chartex" xmlns:cx1="http://schemas.microsoft.com/office/drawing/2015/9/8/chartex" xmlns:cx2="http://schemas.microsoft.com/office/drawing/2015/10/21/chartex" xmlns:cx3="http://schemas.microsoft.com/office/drawing/2016/5/9/chartex" xmlns:cx4="http://schemas.microsoft.com/office/drawing/2016/5/10/chartex" xmlns:cx5="http://schemas.microsoft.com/office/drawing/2016/5/11/chartex" xmlns:cx6="http://schemas.microsoft.com/office/drawing/2016/5/12/chartex" xmlns:cx7="http://schemas.microsoft.com/office/drawing/2016/5/13/chartex" xmlns:cx8="http://schemas.microsoft.com/office/drawing/2016/5/14/chartex" xmlns:mc="http://schemas.openxmlformats.org/markup-compatibility/2006" xmlns:aink="http://schemas.microsoft.com/office/drawing/2016/ink" xmlns:am3d="http://schemas.microsoft.com/office/drawing/2017/model3d" xmlns:o="urn:schemas-microsoft-com:office:office" xmlns:oel="http://schemas.microsoft.com/office/2019/extlst" xmlns:r="http://schemas.openxmlformats.org/officeDocument/2006/relationships" xmlns:m="http://schemas.openxmlformats.org/officeDocument/2006/math" xmlns:v="urn:schemas-microsoft-com:vml" xmlns:wp14="http://schemas.microsoft.com/office/word/2010/wordprocessingDrawing" xmlns:wp="http://schemas.openxmlformats.org/drawingml/2006/wordprocessingDrawing" xmlns:w10="urn:schemas-microsoft-com:office:word" xmlns:w="http://schemas.openxmlformats.org/wordprocessingml/2006/main" xmlns:w14="http://schemas.microsoft.com/office/word/2010/wordml" xmlns:w15="http://schemas.microsoft.com/office/word/2012/wordml" xmlns:w16cei="http://schemas.microsoft.com/office/word/2026/wordml/cei" xmlns:w16cex="http://schemas.microsoft.com/office/word/2018/wordml/cex" xmlns:w16cid="http://schemas.microsoft.com/office/word/2016/wordml/cid" xmlns:w16="http://schemas.microsoft.com/office/word/2018/wordml" xmlns:w16du="http://schemas.microsoft.com/office/word/2023/wordml/word16du" xmlns:w16sdtdh="http://schemas.microsoft.com/office/word/2020/wordml/sdtdatahash" xmlns:w16sdtfl="http://schemas.microsoft.com/office/word/2024/wordml/sdtformatlock" xmlns:w16se="http://schemas.microsoft.com/office/word/2015/wordml/symex" xmlns:wpg="http://schemas.microsoft.com/office/word/2010/wordprocessingGroup" xmlns:wpi="http://schemas.microsoft.com/office/word/2010/wordprocessingInk" xmlns:wne="http://schemas.microsoft.com/office/word/2006/wordml" xmlns:wps="http://schemas.microsoft.com/office/word/2010/wordprocessingShape" mc:Ignorable="w14 w15 w16se w16cid w16 w16cex w16sdtdh w16sdtfl w16du wp14">
+<w:ftr xmlns:wpc="http://schemas.microsoft.com/office/word/2010/wordprocessingCanvas" xmlns:cx="http://schemas.microsoft.com/office/drawing/2014/chartex" xmlns:cx1="http://schemas.microsoft.com/office/drawing/2015/9/8/chartex" xmlns:cx2="http://schemas.microsoft.com/office/drawing/2015/10/21/chartex" xmlns:cx3="http://schemas.microsoft.com/office/drawing/2016/5/9/chartex" xmlns:cx4="http://schemas.microsoft.com/office/drawing/2016/5/10/chartex" xmlns:cx5="http://schemas.microsoft.com/office/drawing/2016/5/11/chartex" xmlns:cx6="http://schemas.microsoft.com/office/drawing/2016/5/12/chartex" xmlns:cx7="http://schemas.microsoft.com/office/drawing/2016/5/13/chartex" xmlns:cx8="http://schemas.microsoft.com/office/drawing/2016/5/14/chartex" xmlns:mc="http://schemas.openxmlformats.org/markup-compatibility/2006" xmlns:aink="http://schemas.microsoft.com/office/drawing/2016/ink" xmlns:am3d="http://schemas.microsoft.com/office/drawing/2017/model3d" xmlns:o="urn:schemas-microsoft-com:office:office" xmlns:oel="http://schemas.microsoft.com/office/2019/extlst" xmlns:r="http://schemas.openxmlformats.org/officeDocument/2006/relationships" xmlns:m="http://schemas.openxmlformats.org/officeDocument/2006/math" xmlns:v="urn:schemas-microsoft-com:vml" xmlns:wp14="http://schemas.microsoft.com/office/word/2010/wordprocessingDrawing" xmlns:wp="http://schemas.openxmlformats.org/drawingml/2006/wordprocessingDrawing" xmlns:w10="urn:schemas-microsoft-com:office:word" xmlns:w="http://schemas.openxmlformats.org/wordprocessingml/2006/main" xmlns:w14="http://schemas.microsoft.com/office/word/2010/wordml" xmlns:w15="http://schemas.microsoft.com/office/word/2012/wordml" xmlns:w16cex="http://schemas.microsoft.com/office/word/2018/wordml/cex" xmlns:w16cid="http://schemas.microsoft.com/office/word/2016/wordml/cid" xmlns:w16="http://schemas.microsoft.com/office/word/2018/wordml" xmlns:w16du="http://schemas.microsoft.com/office/word/2023/wordml/word16du" xmlns:w16sdtdh="http://schemas.microsoft.com/office/word/2020/wordml/sdtdatahash" xmlns:w16sdtfl="http://schemas.microsoft.com/office/word/2024/wordml/sdtformatlock" xmlns:w16se="http://schemas.microsoft.com/office/word/2015/wordml/symex" xmlns:wpg="http://schemas.microsoft.com/office/word/2010/wordprocessingGroup" xmlns:wpi="http://schemas.microsoft.com/office/word/2010/wordprocessingInk" xmlns:wne="http://schemas.microsoft.com/office/word/2006/wordml" xmlns:wps="http://schemas.microsoft.com/office/word/2010/wordprocessingShape" mc:Ignorable="w14 w15 w16se w16cid w16 w16cex w16sdtdh w16sdtfl w16du wp14">
   <w:p>
     <w:pPr>
       <w:pStyle w:val="Footer"/>
@@ -2137,7 +1785,7 @@
       <w:rPr>
         <w:color w:val="000000" w:themeColor="text1"/>
       </w:rPr>
-      <w:t>25DCE047</w:t>
+      <w:t>25DCE057</w:t>
     </w:r>
     <w:r>
       <w:t xml:space="preserve">                                                                                                                           </w:t>
@@ -2189,7 +1837,7 @@
 </file>
 
 <file path=word/footnotes.xml><?xml version="1.0" encoding="utf-8"?>
-<w:footnotes xmlns:wpc="http://schemas.microsoft.com/office/word/2010/wordprocessingCanvas" xmlns:cx="http://schemas.microsoft.com/office/drawing/2014/chartex" xmlns:cx1="http://schemas.microsoft.com/office/drawing/2015/9/8/chartex" xmlns:cx2="http://schemas.microsoft.com/office/drawing/2015/10/21/chartex" xmlns:cx3="http://schemas.microsoft.com/office/drawing/2016/5/9/chartex" xmlns:cx4="http://schemas.microsoft.com/office/drawing/2016/5/10/chartex" xmlns:cx5="http://schemas.microsoft.com/office/drawing/2016/5/11/chartex" xmlns:cx6="http://schemas.microsoft.com/office/drawing/2016/5/12/chartex" xmlns:cx7="http://schemas.microsoft.com/office/drawing/2016/5/13/chartex" xmlns:cx8="http://schemas.microsoft.com/office/drawing/2016/5/14/chartex" xmlns:mc="http://schemas.openxmlformats.org/markup-compatibility/2006" xmlns:aink="http://schemas.microsoft.com/office/drawing/2016/ink" xmlns:am3d="http://schemas.microsoft.com/office/drawing/2017/model3d" xmlns:o="urn:schemas-microsoft-com:office:office" xmlns:oel="http://schemas.microsoft.com/office/2019/extlst" xmlns:r="http://schemas.openxmlformats.org/officeDocument/2006/relationships" xmlns:m="http://schemas.openxmlformats.org/officeDocument/2006/math" xmlns:v="urn:schemas-microsoft-com:vml" xmlns:wp14="http://schemas.microsoft.com/office/word/2010/wordprocessingDrawing" xmlns:wp="http://schemas.openxmlformats.org/drawingml/2006/wordprocessingDrawing" xmlns:w10="urn:schemas-microsoft-com:office:word" xmlns:w="http://schemas.openxmlformats.org/wordprocessingml/2006/main" xmlns:w14="http://schemas.microsoft.com/office/word/2010/wordml" xmlns:w15="http://schemas.microsoft.com/office/word/2012/wordml" xmlns:w16cei="http://schemas.microsoft.com/office/word/2026/wordml/cei" xmlns:w16cex="http://schemas.microsoft.com/office/word/2018/wordml/cex" xmlns:w16cid="http://schemas.microsoft.com/office/word/2016/wordml/cid" xmlns:w16="http://schemas.microsoft.com/office/word/2018/wordml" xmlns:w16du="http://schemas.microsoft.com/office/word/2023/wordml/word16du" xmlns:w16sdtdh="http://schemas.microsoft.com/office/word/2020/wordml/sdtdatahash" xmlns:w16sdtfl="http://schemas.microsoft.com/office/word/2024/wordml/sdtformatlock" xmlns:w16se="http://schemas.microsoft.com/office/word/2015/wordml/symex" xmlns:wpg="http://schemas.microsoft.com/office/word/2010/wordprocessingGroup" xmlns:wpi="http://schemas.microsoft.com/office/word/2010/wordprocessingInk" xmlns:wne="http://schemas.microsoft.com/office/word/2006/wordml" xmlns:wps="http://schemas.microsoft.com/office/word/2010/wordprocessingShape" mc:Ignorable="w14 w15 w16se w16cid w16 w16cex w16sdtdh w16sdtfl w16du wp14">
+<w:footnotes xmlns:wpc="http://schemas.microsoft.com/office/word/2010/wordprocessingCanvas" xmlns:cx="http://schemas.microsoft.com/office/drawing/2014/chartex" xmlns:cx1="http://schemas.microsoft.com/office/drawing/2015/9/8/chartex" xmlns:cx2="http://schemas.microsoft.com/office/drawing/2015/10/21/chartex" xmlns:cx3="http://schemas.microsoft.com/office/drawing/2016/5/9/chartex" xmlns:cx4="http://schemas.microsoft.com/office/drawing/2016/5/10/chartex" xmlns:cx5="http://schemas.microsoft.com/office/drawing/2016/5/11/chartex" xmlns:cx6="http://schemas.microsoft.com/office/drawing/2016/5/12/chartex" xmlns:cx7="http://schemas.microsoft.com/office/drawing/2016/5/13/chartex" xmlns:cx8="http://schemas.microsoft.com/office/drawing/2016/5/14/chartex" xmlns:mc="http://schemas.openxmlformats.org/markup-compatibility/2006" xmlns:aink="http://schemas.microsoft.com/office/drawing/2016/ink" xmlns:am3d="http://schemas.microsoft.com/office/drawing/2017/model3d" xmlns:o="urn:schemas-microsoft-com:office:office" xmlns:oel="http://schemas.microsoft.com/office/2019/extlst" xmlns:r="http://schemas.openxmlformats.org/officeDocument/2006/relationships" xmlns:m="http://schemas.openxmlformats.org/officeDocument/2006/math" xmlns:v="urn:schemas-microsoft-com:vml" xmlns:wp14="http://schemas.microsoft.com/office/word/2010/wordprocessingDrawing" xmlns:wp="http://schemas.openxmlformats.org/drawingml/2006/wordprocessingDrawing" xmlns:w10="urn:schemas-microsoft-com:office:word" xmlns:w="http://schemas.openxmlformats.org/wordprocessingml/2006/main" xmlns:w14="http://schemas.microsoft.com/office/word/2010/wordml" xmlns:w15="http://schemas.microsoft.com/office/word/2012/wordml" xmlns:w16cex="http://schemas.microsoft.com/office/word/2018/wordml/cex" xmlns:w16cid="http://schemas.microsoft.com/office/word/2016/wordml/cid" xmlns:w16="http://schemas.microsoft.com/office/word/2018/wordml" xmlns:w16du="http://schemas.microsoft.com/office/word/2023/wordml/word16du" xmlns:w16sdtdh="http://schemas.microsoft.com/office/word/2020/wordml/sdtdatahash" xmlns:w16sdtfl="http://schemas.microsoft.com/office/word/2024/wordml/sdtformatlock" xmlns:w16se="http://schemas.microsoft.com/office/word/2015/wordml/symex" xmlns:wpg="http://schemas.microsoft.com/office/word/2010/wordprocessingGroup" xmlns:wpi="http://schemas.microsoft.com/office/word/2010/wordprocessingInk" xmlns:wne="http://schemas.microsoft.com/office/word/2006/wordml" xmlns:wps="http://schemas.microsoft.com/office/word/2010/wordprocessingShape" mc:Ignorable="w14 w15 w16se w16cid w16 w16cex w16sdtdh w16sdtfl w16du wp14">
   <w:footnote w:type="separator" w:id="-1">
     <w:p>
       <w:pPr>
@@ -2214,7 +1862,7 @@
 </file>
 
 <file path=word/header1.xml><?xml version="1.0" encoding="utf-8"?>
-<w:hdr xmlns:wpc="http://schemas.microsoft.com/office/word/2010/wordprocessingCanvas" xmlns:cx="http://schemas.microsoft.com/office/drawing/2014/chartex" xmlns:cx1="http://schemas.microsoft.com/office/drawing/2015/9/8/chartex" xmlns:cx2="http://schemas.microsoft.com/office/drawing/2015/10/21/chartex" xmlns:cx3="http://schemas.microsoft.com/office/drawing/2016/5/9/chartex" xmlns:cx4="http://schemas.microsoft.com/office/drawing/2016/5/10/chartex" xmlns:cx5="http://schemas.microsoft.com/office/drawing/2016/5/11/chartex" xmlns:cx6="http://schemas.microsoft.com/office/drawing/2016/5/12/chartex" xmlns:cx7="http://schemas.microsoft.com/office/drawing/2016/5/13/chartex" xmlns:cx8="http://schemas.microsoft.com/office/drawing/2016/5/14/chartex" xmlns:mc="http://schemas.openxmlformats.org/markup-compatibility/2006" xmlns:aink="http://schemas.microsoft.com/office/drawing/2016/ink" xmlns:am3d="http://schemas.microsoft.com/office/drawing/2017/model3d" xmlns:o="urn:schemas-microsoft-com:office:office" xmlns:oel="http://schemas.microsoft.com/office/2019/extlst" xmlns:r="http://schemas.openxmlformats.org/officeDocument/2006/relationships" xmlns:m="http://schemas.openxmlformats.org/officeDocument/2006/math" xmlns:v="urn:schemas-microsoft-com:vml" xmlns:wp14="http://schemas.microsoft.com/office/word/2010/wordprocessingDrawing" xmlns:wp="http://schemas.openxmlformats.org/drawingml/2006/wordprocessingDrawing" xmlns:w10="urn:schemas-microsoft-com:office:word" xmlns:w="http://schemas.openxmlformats.org/wordprocessingml/2006/main" xmlns:w14="http://schemas.microsoft.com/office/word/2010/wordml" xmlns:w15="http://schemas.microsoft.com/office/word/2012/wordml" xmlns:w16cei="http://schemas.microsoft.com/office/word/2026/wordml/cei" xmlns:w16cex="http://schemas.microsoft.com/office/word/2018/wordml/cex" xmlns:w16cid="http://schemas.microsoft.com/office/word/2016/wordml/cid" xmlns:w16="http://schemas.microsoft.com/office/word/2018/wordml" xmlns:w16du="http://schemas.microsoft.com/office/word/2023/wordml/word16du" xmlns:w16sdtdh="http://schemas.microsoft.com/office/word/2020/wordml/sdtdatahash" xmlns:w16sdtfl="http://schemas.microsoft.com/office/word/2024/wordml/sdtformatlock" xmlns:w16se="http://schemas.microsoft.com/office/word/2015/wordml/symex" xmlns:wpg="http://schemas.microsoft.com/office/word/2010/wordprocessingGroup" xmlns:wpi="http://schemas.microsoft.com/office/word/2010/wordprocessingInk" xmlns:wne="http://schemas.microsoft.com/office/word/2006/wordml" xmlns:wps="http://schemas.microsoft.com/office/word/2010/wordprocessingShape" mc:Ignorable="w14 w15 w16se w16cid w16 w16cex w16sdtdh w16sdtfl w16du wp14">
+<w:hdr xmlns:wpc="http://schemas.microsoft.com/office/word/2010/wordprocessingCanvas" xmlns:cx="http://schemas.microsoft.com/office/drawing/2014/chartex" xmlns:cx1="http://schemas.microsoft.com/office/drawing/2015/9/8/chartex" xmlns:cx2="http://schemas.microsoft.com/office/drawing/2015/10/21/chartex" xmlns:cx3="http://schemas.microsoft.com/office/drawing/2016/5/9/chartex" xmlns:cx4="http://schemas.microsoft.com/office/drawing/2016/5/10/chartex" xmlns:cx5="http://schemas.microsoft.com/office/drawing/2016/5/11/chartex" xmlns:cx6="http://schemas.microsoft.com/office/drawing/2016/5/12/chartex" xmlns:cx7="http://schemas.microsoft.com/office/drawing/2016/5/13/chartex" xmlns:cx8="http://schemas.microsoft.com/office/drawing/2016/5/14/chartex" xmlns:mc="http://schemas.openxmlformats.org/markup-compatibility/2006" xmlns:aink="http://schemas.microsoft.com/office/drawing/2016/ink" xmlns:am3d="http://schemas.microsoft.com/office/drawing/2017/model3d" xmlns:o="urn:schemas-microsoft-com:office:office" xmlns:oel="http://schemas.microsoft.com/office/2019/extlst" xmlns:r="http://schemas.openxmlformats.org/officeDocument/2006/relationships" xmlns:m="http://schemas.openxmlformats.org/officeDocument/2006/math" xmlns:v="urn:schemas-microsoft-com:vml" xmlns:wp14="http://schemas.microsoft.com/office/word/2010/wordprocessingDrawing" xmlns:wp="http://schemas.openxmlformats.org/drawingml/2006/wordprocessingDrawing" xmlns:w10="urn:schemas-microsoft-com:office:word" xmlns:w="http://schemas.openxmlformats.org/wordprocessingml/2006/main" xmlns:w14="http://schemas.microsoft.com/office/word/2010/wordml" xmlns:w15="http://schemas.microsoft.com/office/word/2012/wordml" xmlns:w16cex="http://schemas.microsoft.com/office/word/2018/wordml/cex" xmlns:w16cid="http://schemas.microsoft.com/office/word/2016/wordml/cid" xmlns:w16="http://schemas.microsoft.com/office/word/2018/wordml" xmlns:w16du="http://schemas.microsoft.com/office/word/2023/wordml/word16du" xmlns:w16sdtdh="http://schemas.microsoft.com/office/word/2020/wordml/sdtdatahash" xmlns:w16sdtfl="http://schemas.microsoft.com/office/word/2024/wordml/sdtformatlock" xmlns:w16se="http://schemas.microsoft.com/office/word/2015/wordml/symex" xmlns:wpg="http://schemas.microsoft.com/office/word/2010/wordprocessingGroup" xmlns:wpi="http://schemas.microsoft.com/office/word/2010/wordprocessingInk" xmlns:wne="http://schemas.microsoft.com/office/word/2006/wordml" xmlns:wps="http://schemas.microsoft.com/office/word/2010/wordprocessingShape" mc:Ignorable="w14 w15 w16se w16cid w16 w16cex w16sdtdh w16sdtfl w16du wp14">
   <w:p>
     <w:pPr>
       <w:pStyle w:val="Header"/>
@@ -2253,7 +1901,7 @@
 </file>
 
 <file path=word/numbering.xml><?xml version="1.0" encoding="utf-8"?>
-<w:numbering xmlns:wpc="http://schemas.microsoft.com/office/word/2010/wordprocessingCanvas" xmlns:cx="http://schemas.microsoft.com/office/drawing/2014/chartex" xmlns:cx1="http://schemas.microsoft.com/office/drawing/2015/9/8/chartex" xmlns:cx2="http://schemas.microsoft.com/office/drawing/2015/10/21/chartex" xmlns:cx3="http://schemas.microsoft.com/office/drawing/2016/5/9/chartex" xmlns:cx4="http://schemas.microsoft.com/office/drawing/2016/5/10/chartex" xmlns:cx5="http://schemas.microsoft.com/office/drawing/2016/5/11/chartex" xmlns:cx6="http://schemas.microsoft.com/office/drawing/2016/5/12/chartex" xmlns:cx7="http://schemas.microsoft.com/office/drawing/2016/5/13/chartex" xmlns:cx8="http://schemas.microsoft.com/office/drawing/2016/5/14/chartex" xmlns:mc="http://schemas.openxmlformats.org/markup-compatibility/2006" xmlns:aink="http://schemas.microsoft.com/office/drawing/2016/ink" xmlns:am3d="http://schemas.microsoft.com/office/drawing/2017/model3d" xmlns:o="urn:schemas-microsoft-com:office:office" xmlns:oel="http://schemas.microsoft.com/office/2019/extlst" xmlns:r="http://schemas.openxmlformats.org/officeDocument/2006/relationships" xmlns:m="http://schemas.openxmlformats.org/officeDocument/2006/math" xmlns:v="urn:schemas-microsoft-com:vml" xmlns:wp14="http://schemas.microsoft.com/office/word/2010/wordprocessingDrawing" xmlns:wp="http://schemas.openxmlformats.org/drawingml/2006/wordprocessingDrawing" xmlns:w10="urn:schemas-microsoft-com:office:word" xmlns:w="http://schemas.openxmlformats.org/wordprocessingml/2006/main" xmlns:w14="http://schemas.microsoft.com/office/word/2010/wordml" xmlns:w15="http://schemas.microsoft.com/office/word/2012/wordml" xmlns:w16cei="http://schemas.microsoft.com/office/word/2026/wordml/cei" xmlns:w16cex="http://schemas.microsoft.com/office/word/2018/wordml/cex" xmlns:w16cid="http://schemas.microsoft.com/office/word/2016/wordml/cid" xmlns:w16="http://schemas.microsoft.com/office/word/2018/wordml" xmlns:w16du="http://schemas.microsoft.com/office/word/2023/wordml/word16du" xmlns:w16sdtdh="http://schemas.microsoft.com/office/word/2020/wordml/sdtdatahash" xmlns:w16sdtfl="http://schemas.microsoft.com/office/word/2024/wordml/sdtformatlock" xmlns:w16se="http://schemas.microsoft.com/office/word/2015/wordml/symex" xmlns:wpg="http://schemas.microsoft.com/office/word/2010/wordprocessingGroup" xmlns:wpi="http://schemas.microsoft.com/office/word/2010/wordprocessingInk" xmlns:wne="http://schemas.microsoft.com/office/word/2006/wordml" xmlns:wps="http://schemas.microsoft.com/office/word/2010/wordprocessingShape" mc:Ignorable="w14 w15 w16se w16cid w16 w16cex w16sdtdh w16sdtfl w16du wp14">
+<w:numbering xmlns:wpc="http://schemas.microsoft.com/office/word/2010/wordprocessingCanvas" xmlns:cx="http://schemas.microsoft.com/office/drawing/2014/chartex" xmlns:cx1="http://schemas.microsoft.com/office/drawing/2015/9/8/chartex" xmlns:cx2="http://schemas.microsoft.com/office/drawing/2015/10/21/chartex" xmlns:cx3="http://schemas.microsoft.com/office/drawing/2016/5/9/chartex" xmlns:cx4="http://schemas.microsoft.com/office/drawing/2016/5/10/chartex" xmlns:cx5="http://schemas.microsoft.com/office/drawing/2016/5/11/chartex" xmlns:cx6="http://schemas.microsoft.com/office/drawing/2016/5/12/chartex" xmlns:cx7="http://schemas.microsoft.com/office/drawing/2016/5/13/chartex" xmlns:cx8="http://schemas.microsoft.com/office/drawing/2016/5/14/chartex" xmlns:mc="http://schemas.openxmlformats.org/markup-compatibility/2006" xmlns:aink="http://schemas.microsoft.com/office/drawing/2016/ink" xmlns:am3d="http://schemas.microsoft.com/office/drawing/2017/model3d" xmlns:o="urn:schemas-microsoft-com:office:office" xmlns:oel="http://schemas.microsoft.com/office/2019/extlst" xmlns:r="http://schemas.openxmlformats.org/officeDocument/2006/relationships" xmlns:m="http://schemas.openxmlformats.org/officeDocument/2006/math" xmlns:v="urn:schemas-microsoft-com:vml" xmlns:wp14="http://schemas.microsoft.com/office/word/2010/wordprocessingDrawing" xmlns:wp="http://schemas.openxmlformats.org/drawingml/2006/wordprocessingDrawing" xmlns:w10="urn:schemas-microsoft-com:office:word" xmlns:w="http://schemas.openxmlformats.org/wordprocessingml/2006/main" xmlns:w14="http://schemas.microsoft.com/office/word/2010/wordml" xmlns:w15="http://schemas.microsoft.com/office/word/2012/wordml" xmlns:w16cex="http://schemas.microsoft.com/office/word/2018/wordml/cex" xmlns:w16cid="http://schemas.microsoft.com/office/word/2016/wordml/cid" xmlns:w16="http://schemas.microsoft.com/office/word/2018/wordml" xmlns:w16du="http://schemas.microsoft.com/office/word/2023/wordml/word16du" xmlns:w16sdtdh="http://schemas.microsoft.com/office/word/2020/wordml/sdtdatahash" xmlns:w16sdtfl="http://schemas.microsoft.com/office/word/2024/wordml/sdtformatlock" xmlns:w16se="http://schemas.microsoft.com/office/word/2015/wordml/symex" xmlns:wpg="http://schemas.microsoft.com/office/word/2010/wordprocessingGroup" xmlns:wpi="http://schemas.microsoft.com/office/word/2010/wordprocessingInk" xmlns:wne="http://schemas.microsoft.com/office/word/2006/wordml" xmlns:wps="http://schemas.microsoft.com/office/word/2010/wordprocessingShape" mc:Ignorable="w14 w15 w16se w16cid w16 w16cex w16sdtdh w16sdtfl w16du wp14">
   <w:abstractNum w:abstractNumId="0" w15:restartNumberingAfterBreak="0">
     <w:nsid w:val="FFFFFF7C"/>
     <w:multiLevelType w:val="singleLevel"/>
@@ -3806,6 +3454,7 @@
   <w:style w:type="character" w:default="1" w:styleId="DefaultParagraphFont">
     <w:name w:val="Default Paragraph Font"/>
     <w:uiPriority w:val="1"/>
+    <w:semiHidden/>
     <w:unhideWhenUsed/>
   </w:style>
   <w:style w:type="table" w:default="1" w:styleId="TableNormal">
